--- a/manuscripts/07-09 Chapters - TRADDOMIUM Micro Battle.docx
+++ b/manuscripts/07-09 Chapters - TRADDOMIUM Micro Battle.docx
@@ -14,6 +14,12 @@
       <w:pPr/>
       <w:r>
         <w:t>Chapters 7-9</w:t>
+      </w:r>
+    </w:p>
+    <w:p>
+      <w:pPr/>
+      <w:r>
+        <w:t>🟡 PENDING APPROVAL — includes the 2026-10-06 dialogue-attribution revision.</w:t>
       </w:r>
     </w:p>
     <w:p>

--- a/manuscripts/07-09 Chapters - TRADDOMIUM Micro Battle.docx
+++ b/manuscripts/07-09 Chapters - TRADDOMIUM Micro Battle.docx
@@ -17,7 +17,7 @@
     </w:p>
     <w:p>
       <w:r>
-        <w:t>🟡 REVISION PENDING SCRIPT REVIEW — not canon until Joshua approves this revision. Last approved text: revision 93ac65a.</w:t>
+        <w:t>✅ APPROVED — canon.</w:t>
       </w:r>
     </w:p>
     <w:p>
